--- a/education/guias_laboratorio/GUIA_LAB_IA_01_EMBODIED_AI_GEMINI_ER2_KINOVA.docx
+++ b/education/guias_laboratorio/GUIA_LAB_IA_01_EMBODIED_AI_GEMINI_ER2_KINOVA.docx
@@ -9281,7 +9281,7 @@
                 <w:rFonts w:ascii="Courier New" w:hAnsi="Courier New"/>
                 <w:sz w:val="16"/>
               </w:rPr>
-              <w:t>python3 embodied_sin_ros.py consultar --escena semantica2 --tarea puntos --thinking nivel --grupo G03 \</w:t>
+              <w:t>python3 embodied_sin_ros.py consultar --escena semantica2 --tarea puntos --thinking $nivel --grupo G03 \</w:t>
             </w:r>
             <w:r>
               <w:br/>
